--- a/electron/docDocumtns/templates/statmenTemplate.docx
+++ b/electron/docDocumtns/templates/statmenTemplate.docx
@@ -14,7 +14,7 @@
           <w:bottom w:w="30" w:type="dxa"/>
           <w:right w:w="30" w:type="dxa"/>
         </w:tblCellMar>
-        <w:tblLook w:val="04a0" w:noHBand="0" w:noVBand="1" w:firstColumn="1" w:lastRow="0" w:lastColumn="0" w:firstRow="1"/>
+        <w:tblLook w:firstRow="1" w:noVBand="1" w:lastRow="0" w:firstColumn="1" w:lastColumn="0" w:noHBand="0" w:val="04a0"/>
       </w:tblPr>
       <w:tblGrid>
         <w:gridCol w:w="10500"/>
@@ -319,31 +319,7 @@
           <w:szCs w:val="32"/>
           <w:lang w:val="uk-UA" w:eastAsia="uk-UA"/>
         </w:rPr>
-        <w:t>ВІДОМІСТЬ ОБЛІКУ УСПІШНОСТІ № {</w:t>
-      </w:r>
-      <w:r>
-        <w:rPr>
-          <w:rFonts w:ascii="Cambria" w:hAnsi="Cambria"/>
-          <w:b/>
-          <w:bCs/>
-          <w:color w:val="000000"/>
-          <w:sz w:val="32"/>
-          <w:szCs w:val="32"/>
-          <w:lang w:val="uk-UA" w:eastAsia="uk-UA"/>
-        </w:rPr>
-        <w:t>num</w:t>
-      </w:r>
-      <w:r>
-        <w:rPr>
-          <w:rFonts w:ascii="Cambria" w:hAnsi="Cambria"/>
-          <w:b/>
-          <w:bCs/>
-          <w:color w:val="000000"/>
-          <w:sz w:val="32"/>
-          <w:szCs w:val="32"/>
-          <w:lang w:val="uk-UA" w:eastAsia="uk-UA"/>
-        </w:rPr>
-        <w:t xml:space="preserve">}  </w:t>
+        <w:t xml:space="preserve">ВІДОМІСТЬ ОБЛІКУ УСПІШНОСТІ № {num}  </w:t>
       </w:r>
       <w:r>
         <w:rPr>
@@ -624,17 +600,17 @@
           <w:bottom w:w="30" w:type="dxa"/>
           <w:right w:w="30" w:type="dxa"/>
         </w:tblCellMar>
-        <w:tblLook w:val="04a0" w:noHBand="0" w:noVBand="1" w:firstColumn="1" w:lastRow="0" w:lastColumn="0" w:firstRow="1"/>
+        <w:tblLook w:firstRow="1" w:noVBand="1" w:lastRow="0" w:firstColumn="1" w:lastColumn="0" w:noHBand="0" w:val="04a0"/>
       </w:tblPr>
       <w:tblGrid>
         <w:gridCol w:w="990"/>
         <w:gridCol w:w="1940"/>
         <w:gridCol w:w="739"/>
         <w:gridCol w:w="1576"/>
-        <w:gridCol w:w="1053"/>
-        <w:gridCol w:w="1459"/>
-        <w:gridCol w:w="1385"/>
-        <w:gridCol w:w="1479"/>
+        <w:gridCol w:w="1054"/>
+        <w:gridCol w:w="1458"/>
+        <w:gridCol w:w="1386"/>
+        <w:gridCol w:w="1478"/>
       </w:tblGrid>
       <w:tr>
         <w:trPr/>
@@ -764,7 +740,7 @@
         </w:tc>
         <w:tc>
           <w:tcPr>
-            <w:tcW w:w="1385" w:type="dxa"/>
+            <w:tcW w:w="1386" w:type="dxa"/>
             <w:vMerge w:val="restart"/>
             <w:tcBorders>
               <w:top w:val="outset" w:sz="6" w:space="0" w:color="000000"/>
@@ -793,7 +769,7 @@
         </w:tc>
         <w:tc>
           <w:tcPr>
-            <w:tcW w:w="1479" w:type="dxa"/>
+            <w:tcW w:w="1478" w:type="dxa"/>
             <w:vMerge w:val="restart"/>
             <w:tcBorders>
               <w:top w:val="outset" w:sz="6" w:space="0" w:color="000000"/>
@@ -937,7 +913,7 @@
         </w:tc>
         <w:tc>
           <w:tcPr>
-            <w:tcW w:w="1053" w:type="dxa"/>
+            <w:tcW w:w="1054" w:type="dxa"/>
             <w:tcBorders>
               <w:top w:val="outset" w:sz="6" w:space="0" w:color="000000"/>
               <w:left w:val="outset" w:sz="6" w:space="0" w:color="000000"/>
@@ -965,7 +941,7 @@
         </w:tc>
         <w:tc>
           <w:tcPr>
-            <w:tcW w:w="1459" w:type="dxa"/>
+            <w:tcW w:w="1458" w:type="dxa"/>
             <w:tcBorders>
               <w:top w:val="outset" w:sz="6" w:space="0" w:color="000000"/>
               <w:left w:val="outset" w:sz="6" w:space="0" w:color="000000"/>
@@ -993,7 +969,7 @@
         </w:tc>
         <w:tc>
           <w:tcPr>
-            <w:tcW w:w="1385" w:type="dxa"/>
+            <w:tcW w:w="1386" w:type="dxa"/>
             <w:vMerge w:val="continue"/>
             <w:tcBorders>
               <w:top w:val="outset" w:sz="6" w:space="0" w:color="000000"/>
@@ -1021,7 +997,7 @@
         </w:tc>
         <w:tc>
           <w:tcPr>
-            <w:tcW w:w="1479" w:type="dxa"/>
+            <w:tcW w:w="1478" w:type="dxa"/>
             <w:vMerge w:val="continue"/>
             <w:tcBorders>
               <w:top w:val="outset" w:sz="6" w:space="0" w:color="000000"/>
@@ -1105,7 +1081,7 @@
                 <w:szCs w:val="22"/>
                 <w:lang w:val="en-US"/>
               </w:rPr>
-              <w:t>{name}{/}</w:t>
+              <w:t>{name}</w:t>
             </w:r>
           </w:p>
         </w:tc>
@@ -1152,20 +1128,21 @@
               <w:jc w:val="center"/>
               <w:rPr>
                 <w:color w:val="000000"/>
-                <w:lang w:val="uk-UA" w:eastAsia="uk-UA"/>
-              </w:rPr>
-            </w:pPr>
-            <w:r>
-              <w:rPr>
-                <w:color w:val="000000"/>
-                <w:lang w:val="uk-UA" w:eastAsia="uk-UA"/>
-              </w:rPr>
-            </w:r>
-          </w:p>
-        </w:tc>
-        <w:tc>
-          <w:tcPr>
-            <w:tcW w:w="1053" w:type="dxa"/>
+                <w:lang w:val="en-US" w:eastAsia="uk-UA"/>
+              </w:rPr>
+            </w:pPr>
+            <w:r>
+              <w:rPr>
+                <w:color w:val="000000"/>
+                <w:lang w:val="en-US" w:eastAsia="uk-UA"/>
+              </w:rPr>
+              <w:t>{national}</w:t>
+            </w:r>
+          </w:p>
+        </w:tc>
+        <w:tc>
+          <w:tcPr>
+            <w:tcW w:w="1054" w:type="dxa"/>
             <w:tcBorders>
               <w:top w:val="outset" w:sz="6" w:space="0" w:color="000000"/>
               <w:left w:val="outset" w:sz="6" w:space="0" w:color="000000"/>
@@ -1179,20 +1156,21 @@
               <w:jc w:val="center"/>
               <w:rPr>
                 <w:color w:val="000000"/>
-                <w:lang w:val="uk-UA" w:eastAsia="uk-UA"/>
-              </w:rPr>
-            </w:pPr>
-            <w:r>
-              <w:rPr>
-                <w:color w:val="000000"/>
-                <w:lang w:val="uk-UA" w:eastAsia="uk-UA"/>
-              </w:rPr>
-            </w:r>
-          </w:p>
-        </w:tc>
-        <w:tc>
-          <w:tcPr>
-            <w:tcW w:w="1459" w:type="dxa"/>
+                <w:lang w:val="en-US" w:eastAsia="uk-UA"/>
+              </w:rPr>
+            </w:pPr>
+            <w:r>
+              <w:rPr>
+                <w:color w:val="000000"/>
+                <w:lang w:val="en-US" w:eastAsia="uk-UA"/>
+              </w:rPr>
+              <w:t>{mark}</w:t>
+            </w:r>
+          </w:p>
+        </w:tc>
+        <w:tc>
+          <w:tcPr>
+            <w:tcW w:w="1458" w:type="dxa"/>
             <w:tcBorders>
               <w:top w:val="outset" w:sz="6" w:space="0" w:color="000000"/>
               <w:left w:val="outset" w:sz="6" w:space="0" w:color="000000"/>
@@ -1205,21 +1183,32 @@
               <w:pStyle w:val="Normal"/>
               <w:jc w:val="center"/>
               <w:rPr>
-                <w:color w:val="000000"/>
-                <w:lang w:val="uk-UA" w:eastAsia="uk-UA"/>
-              </w:rPr>
-            </w:pPr>
-            <w:r>
-              <w:rPr>
-                <w:color w:val="000000"/>
-                <w:lang w:val="uk-UA" w:eastAsia="uk-UA"/>
-              </w:rPr>
-            </w:r>
-          </w:p>
-        </w:tc>
-        <w:tc>
-          <w:tcPr>
-            <w:tcW w:w="1385" w:type="dxa"/>
+                <w:lang w:val="en-US"/>
+              </w:rPr>
+            </w:pPr>
+            <w:r>
+              <w:rPr>
+                <w:rFonts w:ascii="Calibri" w:hAnsi="Calibri"/>
+                <w:sz w:val="22"/>
+                <w:szCs w:val="22"/>
+                <w:lang w:val="en-US"/>
+              </w:rPr>
+              <w:t>{ECTS}</w:t>
+            </w:r>
+            <w:r>
+              <w:rPr>
+                <w:rFonts w:ascii="Calibri" w:hAnsi="Calibri"/>
+                <w:sz w:val="22"/>
+                <w:szCs w:val="22"/>
+                <w:lang w:val="en-US"/>
+              </w:rPr>
+              <w:t>{/}</w:t>
+            </w:r>
+          </w:p>
+        </w:tc>
+        <w:tc>
+          <w:tcPr>
+            <w:tcW w:w="1386" w:type="dxa"/>
             <w:tcBorders>
               <w:top w:val="outset" w:sz="6" w:space="0" w:color="000000"/>
               <w:left w:val="outset" w:sz="6" w:space="0" w:color="000000"/>
@@ -1246,7 +1235,7 @@
         </w:tc>
         <w:tc>
           <w:tcPr>
-            <w:tcW w:w="1479" w:type="dxa"/>
+            <w:tcW w:w="1478" w:type="dxa"/>
             <w:tcBorders>
               <w:top w:val="outset" w:sz="6" w:space="0" w:color="000000"/>
               <w:left w:val="outset" w:sz="6" w:space="0" w:color="000000"/>
@@ -1511,7 +1500,7 @@
           <w:bottom w:w="0" w:type="dxa"/>
           <w:right w:w="108" w:type="dxa"/>
         </w:tblCellMar>
-        <w:tblLook w:val="04a0" w:noHBand="0" w:noVBand="1" w:firstColumn="1" w:lastRow="0" w:lastColumn="0" w:firstRow="1"/>
+        <w:tblLook w:firstRow="1" w:noVBand="1" w:lastRow="0" w:firstColumn="1" w:lastColumn="0" w:noHBand="0" w:val="04a0"/>
       </w:tblPr>
       <w:tblGrid>
         <w:gridCol w:w="1820"/>
@@ -3186,7 +3175,7 @@
           <w:bottom w:w="30" w:type="dxa"/>
           <w:right w:w="30" w:type="dxa"/>
         </w:tblCellMar>
-        <w:tblLook w:val="04a0" w:noHBand="0" w:noVBand="1" w:firstColumn="1" w:lastRow="0" w:lastColumn="0" w:firstRow="1"/>
+        <w:tblLook w:firstRow="1" w:noVBand="1" w:lastRow="0" w:firstColumn="1" w:lastColumn="0" w:noHBand="0" w:val="04a0"/>
       </w:tblPr>
       <w:tblGrid>
         <w:gridCol w:w="4939"/>
